--- a/CV/CV_Ariel_Diga_Arminda.docx
+++ b/CV/CV_Ariel_Diga_Arminda.docx
@@ -1,6 +1,6 @@
 
 <file path=word/document.xml><?xml version="1.0" encoding="utf-8"?>
-<w:document xmlns:wpc="http://schemas.microsoft.com/office/word/2010/wordprocessingCanvas" xmlns:cx="http://schemas.microsoft.com/office/drawing/2014/chartex" xmlns:cx1="http://schemas.microsoft.com/office/drawing/2015/9/8/chartex" xmlns:cx2="http://schemas.microsoft.com/office/drawing/2015/10/21/chartex" xmlns:cx3="http://schemas.microsoft.com/office/drawing/2016/5/9/chartex" xmlns:cx4="http://schemas.microsoft.com/office/drawing/2016/5/10/chartex" xmlns:cx5="http://schemas.microsoft.com/office/drawing/2016/5/11/chartex" xmlns:cx6="http://schemas.microsoft.com/office/drawing/2016/5/12/chartex" xmlns:cx7="http://schemas.microsoft.com/office/drawing/2016/5/13/chartex" xmlns:cx8="http://schemas.microsoft.com/office/drawing/2016/5/14/chartex" xmlns:mc="http://schemas.openxmlformats.org/markup-compatibility/2006" xmlns:aink="http://schemas.microsoft.com/office/drawing/2016/ink" xmlns:am3d="http://schemas.microsoft.com/office/drawing/2017/model3d" xmlns:o="urn:schemas-microsoft-com:office:office" xmlns:oel="http://schemas.microsoft.com/office/2019/extlst" xmlns:r="http://schemas.openxmlformats.org/officeDocument/2006/relationships" xmlns:m="http://schemas.openxmlformats.org/officeDocument/2006/math" xmlns:v="urn:schemas-microsoft-com:vml" xmlns:wp14="http://schemas.microsoft.com/office/word/2010/wordprocessingDrawing" xmlns:wp="http://schemas.openxmlformats.org/drawingml/2006/wordprocessingDrawing" xmlns:w10="urn:schemas-microsoft-com:office:word" xmlns:w="http://schemas.openxmlformats.org/wordprocessingml/2006/main" xmlns:w14="http://schemas.microsoft.com/office/word/2010/wordml" xmlns:w15="http://schemas.microsoft.com/office/word/2012/wordml" xmlns:w16cei="http://schemas.microsoft.com/office/word/2026/wordml/cei" xmlns:w16cex="http://schemas.microsoft.com/office/word/2018/wordml/cex" xmlns:w16cid="http://schemas.microsoft.com/office/word/2016/wordml/cid" xmlns:w16="http://schemas.microsoft.com/office/word/2018/wordml" xmlns:w16du="http://schemas.microsoft.com/office/word/2023/wordml/word16du" xmlns:w16sdtdh="http://schemas.microsoft.com/office/word/2020/wordml/sdtdatahash" xmlns:w16sdtfl="http://schemas.microsoft.com/office/word/2024/wordml/sdtformatlock" xmlns:w16se="http://schemas.microsoft.com/office/word/2015/wordml/symex" xmlns:wpg="http://schemas.microsoft.com/office/word/2010/wordprocessingGroup" xmlns:wpi="http://schemas.microsoft.com/office/word/2010/wordprocessingInk" xmlns:wne="http://schemas.microsoft.com/office/word/2006/wordml" xmlns:wps="http://schemas.microsoft.com/office/word/2010/wordprocessingShape" mc:Ignorable="w14 w15 w16se w16cid w16 w16cex w16sdtdh w16sdtfl w16du wp14">
+<w:document xmlns:wpc="http://schemas.microsoft.com/office/word/2010/wordprocessingCanvas" xmlns:cx="http://schemas.microsoft.com/office/drawing/2014/chartex" xmlns:cx1="http://schemas.microsoft.com/office/drawing/2015/9/8/chartex" xmlns:cx2="http://schemas.microsoft.com/office/drawing/2015/10/21/chartex" xmlns:cx3="http://schemas.microsoft.com/office/drawing/2016/5/9/chartex" xmlns:cx4="http://schemas.microsoft.com/office/drawing/2016/5/10/chartex" xmlns:cx5="http://schemas.microsoft.com/office/drawing/2016/5/11/chartex" xmlns:cx6="http://schemas.microsoft.com/office/drawing/2016/5/12/chartex" xmlns:cx7="http://schemas.microsoft.com/office/drawing/2016/5/13/chartex" xmlns:cx8="http://schemas.microsoft.com/office/drawing/2016/5/14/chartex" xmlns:mc="http://schemas.openxmlformats.org/markup-compatibility/2006" xmlns:aink="http://schemas.microsoft.com/office/drawing/2016/ink" xmlns:am3d="http://schemas.microsoft.com/office/drawing/2017/model3d" xmlns:o="urn:schemas-microsoft-com:office:office" xmlns:oel="http://schemas.microsoft.com/office/2019/extlst" xmlns:r="http://schemas.openxmlformats.org/officeDocument/2006/relationships" xmlns:m="http://schemas.openxmlformats.org/officeDocument/2006/math" xmlns:v="urn:schemas-microsoft-com:vml" xmlns:wp14="http://schemas.microsoft.com/office/word/2010/wordprocessingDrawing" xmlns:wp="http://schemas.openxmlformats.org/drawingml/2006/wordprocessingDrawing" xmlns:w10="urn:schemas-microsoft-com:office:word" xmlns:w="http://schemas.openxmlformats.org/wordprocessingml/2006/main" xmlns:w14="http://schemas.microsoft.com/office/word/2010/wordml" xmlns:w15="http://schemas.microsoft.com/office/word/2012/wordml" xmlns:w16cex="http://schemas.microsoft.com/office/word/2018/wordml/cex" xmlns:w16cid="http://schemas.microsoft.com/office/word/2016/wordml/cid" xmlns:w16="http://schemas.microsoft.com/office/word/2018/wordml" xmlns:w16du="http://schemas.microsoft.com/office/word/2023/wordml/word16du" xmlns:w16sdtdh="http://schemas.microsoft.com/office/word/2020/wordml/sdtdatahash" xmlns:w16sdtfl="http://schemas.microsoft.com/office/word/2024/wordml/sdtformatlock" xmlns:w16se="http://schemas.microsoft.com/office/word/2015/wordml/symex" xmlns:wpg="http://schemas.microsoft.com/office/word/2010/wordprocessingGroup" xmlns:wpi="http://schemas.microsoft.com/office/word/2010/wordprocessingInk" xmlns:wne="http://schemas.microsoft.com/office/word/2006/wordml" xmlns:wps="http://schemas.microsoft.com/office/word/2010/wordprocessingShape" mc:Ignorable="w14 w15 w16se w16cid w16 w16cex w16sdtdh w16sdtfl w16du wp14">
   <w:body>
     <w:p>
       <w:pPr>
@@ -97,7 +97,7 @@
           </mc:Choice>
           <mc:Fallback>
             <w:pict>
-              <v:shape w14:anchorId="4EE1EBF3" id="Graphic 1" o:spid="_x0000_s1026" style="position:absolute;margin-left:35.3pt;margin-top:29.6pt;width:517.55pt;height:1.4pt;z-index:-251664384;visibility:visible;mso-wrap-style:square;mso-width-percent:0;mso-height-percent:0;mso-wrap-distance-left:0;mso-wrap-distance-top:0;mso-wrap-distance-right:0;mso-wrap-distance-bottom:0;mso-position-horizontal:absolute;mso-position-horizontal-relative:page;mso-position-vertical:absolute;mso-position-vertical-relative:text;mso-width-percent:0;mso-height-percent:0;mso-width-relative:margin;mso-height-relative:margin;v-text-anchor:top" coordsize="6320790,19050" o:gfxdata="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" path="m6320790,l,,,19050r6320790,l6320790,xe" fillcolor="#121212" stroked="f">
+              <v:shape w14:anchorId="4918DC35" id="Graphic 1" o:spid="_x0000_s1026" style="position:absolute;margin-left:35.3pt;margin-top:29.6pt;width:517.55pt;height:1.4pt;z-index:-251664384;visibility:visible;mso-wrap-style:square;mso-width-percent:0;mso-height-percent:0;mso-wrap-distance-left:0;mso-wrap-distance-top:0;mso-wrap-distance-right:0;mso-wrap-distance-bottom:0;mso-position-horizontal:absolute;mso-position-horizontal-relative:page;mso-position-vertical:absolute;mso-position-vertical-relative:text;mso-width-percent:0;mso-height-percent:0;mso-width-relative:margin;mso-height-relative:margin;v-text-anchor:top" coordsize="6320790,19050" o:gfxdata="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" path="m6320790,l,,,19050r6320790,l6320790,xe" fillcolor="#121212" stroked="f">
                 <v:path arrowok="t"/>
                 <w10:wrap type="topAndBottom" anchorx="page"/>
               </v:shape>
@@ -371,7 +371,7 @@
           <w:color w:val="000000" w:themeColor="text1"/>
           <w:spacing w:val="-2"/>
         </w:rPr>
-        <w:t>M</w:t>
+        <w:t>L</w:t>
       </w:r>
       <w:r>
         <w:rPr>
@@ -379,15 +379,17 @@
           <w:color w:val="000000" w:themeColor="text1"/>
           <w:spacing w:val="-2"/>
         </w:rPr>
-        <w:t>ahasiswa semester 8 Teknologi Informasi di Universitas Bina Sarana Informatika dengan minat dan pengalaman dalam pengembangan web serta software development. Memiliki kemampuan dalam pemrograman, pengembangan dan pengelolaan aplikasi, analisis data, serta pemecahan masalah. Terbiasa bekerja secara individu maupun dalam tim, memiliki kemampuan komunikasi dan kepemimpinan yang baik, serta mampu beradaptasi dengan lingkungan dan tantangan baru. Memiliki semangat belajar yang tinggi dan berkomitmen untuk terus mengembangkan kemampuan di</w:t>
-      </w:r>
-      <w:r>
-        <w:rPr>
-          <w:rFonts w:asciiTheme="majorHAnsi" w:hAnsiTheme="majorHAnsi" w:cs="Times New Roman"/>
+        <w:t xml:space="preserve">ulusan S1 Teknologi Informasi Universitas Bina Sarana Informatika dengan minat dan pengalaman dalam pengembangan web dan </w:t>
+      </w:r>
+      <w:r>
+        <w:rPr>
+          <w:rFonts w:asciiTheme="majorHAnsi" w:hAnsiTheme="majorHAnsi" w:cs="Times New Roman"/>
+          <w:i/>
+          <w:iCs/>
           <w:color w:val="000000" w:themeColor="text1"/>
           <w:spacing w:val="-2"/>
         </w:rPr>
-        <w:t xml:space="preserve"> berbagai</w:t>
+        <w:t>software development.</w:t>
       </w:r>
       <w:r>
         <w:rPr>
@@ -395,7 +397,43 @@
           <w:color w:val="000000" w:themeColor="text1"/>
           <w:spacing w:val="-2"/>
         </w:rPr>
-        <w:t xml:space="preserve"> bidang.</w:t>
+        <w:t xml:space="preserve"> Memiliki kemampuan dalam pemrograman, pengembangan dan pengelolaan aplikasi, pengelolaan </w:t>
+      </w:r>
+      <w:r>
+        <w:rPr>
+          <w:rFonts w:asciiTheme="majorHAnsi" w:hAnsiTheme="majorHAnsi" w:cs="Times New Roman"/>
+          <w:i/>
+          <w:iCs/>
+          <w:color w:val="000000" w:themeColor="text1"/>
+          <w:spacing w:val="-2"/>
+        </w:rPr>
+        <w:t>database</w:t>
+      </w:r>
+      <w:r>
+        <w:rPr>
+          <w:rFonts w:asciiTheme="majorHAnsi" w:hAnsiTheme="majorHAnsi" w:cs="Times New Roman"/>
+          <w:color w:val="000000" w:themeColor="text1"/>
+          <w:spacing w:val="-2"/>
+        </w:rPr>
+        <w:t xml:space="preserve">, analisis data, serta pemecahan masalah. Terbiasa bekerja secara individu maupun dalam tim, memiliki kemampuan komunikasi yang baik, serta mampu beradaptasi dengan lingkungan dan tantangan baru. Memiliki semangat belajar yang tinggi dan berkomitmen untuk terus mengembangkan kompetensi di bidang teknologi informasi dan </w:t>
+      </w:r>
+      <w:r>
+        <w:rPr>
+          <w:rFonts w:asciiTheme="majorHAnsi" w:hAnsiTheme="majorHAnsi" w:cs="Times New Roman"/>
+          <w:i/>
+          <w:iCs/>
+          <w:color w:val="000000" w:themeColor="text1"/>
+          <w:spacing w:val="-2"/>
+        </w:rPr>
+        <w:t>software development</w:t>
+      </w:r>
+      <w:r>
+        <w:rPr>
+          <w:rFonts w:asciiTheme="majorHAnsi" w:hAnsiTheme="majorHAnsi" w:cs="Times New Roman"/>
+          <w:color w:val="000000" w:themeColor="text1"/>
+          <w:spacing w:val="-2"/>
+        </w:rPr>
+        <w:t>.</w:t>
       </w:r>
     </w:p>
     <w:p>
@@ -499,7 +537,7 @@
           </mc:Choice>
           <mc:Fallback>
             <w:pict>
-              <v:shape w14:anchorId="3ECA8E86" id="Graphic 2" o:spid="_x0000_s1026" style="position:absolute;margin-left:35.3pt;margin-top:14.9pt;width:517.55pt;height:.85pt;z-index:-251661312;visibility:visible;mso-wrap-style:square;mso-width-percent:0;mso-height-percent:0;mso-wrap-distance-left:0;mso-wrap-distance-top:0;mso-wrap-distance-right:0;mso-wrap-distance-bottom:0;mso-position-horizontal:absolute;mso-position-horizontal-relative:page;mso-position-vertical:absolute;mso-position-vertical-relative:text;mso-width-percent:0;mso-height-percent:0;mso-width-relative:margin;mso-height-relative:margin;v-text-anchor:top" coordsize="6320790,9525" o:gfxdata="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" path="m6320790,l,,,9144r6320790,l6320790,xe" fillcolor="black" stroked="f">
+              <v:shape w14:anchorId="052B7B53" id="Graphic 2" o:spid="_x0000_s1026" style="position:absolute;margin-left:35.3pt;margin-top:14.9pt;width:517.55pt;height:.85pt;z-index:-251661312;visibility:visible;mso-wrap-style:square;mso-width-percent:0;mso-height-percent:0;mso-wrap-distance-left:0;mso-wrap-distance-top:0;mso-wrap-distance-right:0;mso-wrap-distance-bottom:0;mso-position-horizontal:absolute;mso-position-horizontal-relative:page;mso-position-vertical:absolute;mso-position-vertical-relative:text;mso-width-percent:0;mso-height-percent:0;mso-width-relative:margin;mso-height-relative:margin;v-text-anchor:top" coordsize="6320790,9525" o:gfxdata="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" path="m6320790,l,,,9144r6320790,l6320790,xe" fillcolor="black" stroked="f">
                 <v:path arrowok="t"/>
                 <w10:wrap type="topAndBottom" anchorx="page"/>
               </v:shape>
@@ -717,7 +755,15 @@
           <w:color w:val="000000" w:themeColor="text1"/>
           <w:sz w:val="24"/>
         </w:rPr>
-        <w:t>50</w:t>
+        <w:t>5</w:t>
+      </w:r>
+      <w:r>
+        <w:rPr>
+          <w:rFonts w:asciiTheme="majorHAnsi" w:hAnsiTheme="majorHAnsi" w:cs="Times New Roman"/>
+          <w:color w:val="000000" w:themeColor="text1"/>
+          <w:sz w:val="24"/>
+        </w:rPr>
+        <w:t>2</w:t>
       </w:r>
       <w:r>
         <w:rPr>
@@ -912,7 +958,7 @@
           </mc:Choice>
           <mc:Fallback>
             <w:pict>
-              <v:shape w14:anchorId="2E37E39F" id="Graphic 3" o:spid="_x0000_s1026" style="position:absolute;margin-left:35.3pt;margin-top:16.05pt;width:517.55pt;height:.85pt;z-index:-251656192;visibility:visible;mso-wrap-style:square;mso-width-percent:0;mso-height-percent:0;mso-wrap-distance-left:0;mso-wrap-distance-top:0;mso-wrap-distance-right:0;mso-wrap-distance-bottom:0;mso-position-horizontal:absolute;mso-position-horizontal-relative:page;mso-position-vertical:absolute;mso-position-vertical-relative:text;mso-width-percent:0;mso-height-percent:0;mso-width-relative:margin;mso-height-relative:margin;v-text-anchor:top" coordsize="6320790,9525" o:gfxdata="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" path="m6320790,l,,,9144r6320790,l6320790,xe" fillcolor="black" stroked="f">
+              <v:shape w14:anchorId="47FD184C" id="Graphic 3" o:spid="_x0000_s1026" style="position:absolute;margin-left:35.3pt;margin-top:16.05pt;width:517.55pt;height:.85pt;z-index:-251656192;visibility:visible;mso-wrap-style:square;mso-width-percent:0;mso-height-percent:0;mso-wrap-distance-left:0;mso-wrap-distance-top:0;mso-wrap-distance-right:0;mso-wrap-distance-bottom:0;mso-position-horizontal:absolute;mso-position-horizontal-relative:page;mso-position-vertical:absolute;mso-position-vertical-relative:text;mso-width-percent:0;mso-height-percent:0;mso-width-relative:margin;mso-height-relative:margin;v-text-anchor:top" coordsize="6320790,9525" o:gfxdata="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" path="m6320790,l,,,9144r6320790,l6320790,xe" fillcolor="black" stroked="f">
                 <v:path arrowok="t"/>
                 <w10:wrap type="topAndBottom" anchorx="page"/>
               </v:shape>
@@ -1078,7 +1124,25 @@
           <w:color w:val="000000" w:themeColor="text1"/>
           <w:lang w:val="en-US"/>
         </w:rPr>
-        <w:t>Mengembangkan aplikasi web berbasis Laravel untuk sistem monitoring dan manajemen perangkat.</w:t>
+        <w:t xml:space="preserve">Mengembangkan aplikasi web berbasis Laravel untuk sistem </w:t>
+      </w:r>
+      <w:r>
+        <w:rPr>
+          <w:rFonts w:asciiTheme="majorHAnsi" w:hAnsiTheme="majorHAnsi" w:cs="Times New Roman"/>
+          <w:i/>
+          <w:iCs/>
+          <w:color w:val="000000" w:themeColor="text1"/>
+          <w:lang w:val="en-US"/>
+        </w:rPr>
+        <w:t>monitoring</w:t>
+      </w:r>
+      <w:r>
+        <w:rPr>
+          <w:rFonts w:asciiTheme="majorHAnsi" w:hAnsiTheme="majorHAnsi" w:cs="Times New Roman"/>
+          <w:color w:val="000000" w:themeColor="text1"/>
+          <w:lang w:val="en-US"/>
+        </w:rPr>
+        <w:t xml:space="preserve"> dan manajemen perangkat.</w:t>
       </w:r>
     </w:p>
     <w:p>
@@ -1105,15 +1169,17 @@
           <w:color w:val="000000" w:themeColor="text1"/>
           <w:lang w:val="en-US"/>
         </w:rPr>
-        <w:t>Mengelola database menggunakan PostgreSQL dan MongoDB (NoSQL) untuk penyimpanan data terstruktur dan real</w:t>
-      </w:r>
-      <w:r>
-        <w:rPr>
-          <w:rFonts w:asciiTheme="majorHAnsi" w:hAnsiTheme="majorHAnsi" w:cs="Times New Roman"/>
+        <w:t xml:space="preserve">Mengelola </w:t>
+      </w:r>
+      <w:r>
+        <w:rPr>
+          <w:rFonts w:asciiTheme="majorHAnsi" w:hAnsiTheme="majorHAnsi" w:cs="Times New Roman"/>
+          <w:i/>
+          <w:iCs/>
           <w:color w:val="000000" w:themeColor="text1"/>
           <w:lang w:val="en-US"/>
         </w:rPr>
-        <w:t xml:space="preserve"> </w:t>
+        <w:t>database</w:t>
       </w:r>
       <w:r>
         <w:rPr>
@@ -1121,7 +1187,45 @@
           <w:color w:val="000000" w:themeColor="text1"/>
           <w:lang w:val="en-US"/>
         </w:rPr>
-        <w:t>time.</w:t>
+        <w:t xml:space="preserve"> menggunakan PostgreSQL dan MongoDB (NoSQL) untuk penyimpanan data terstruktur dan </w:t>
+      </w:r>
+      <w:r>
+        <w:rPr>
+          <w:rFonts w:asciiTheme="majorHAnsi" w:hAnsiTheme="majorHAnsi" w:cs="Times New Roman"/>
+          <w:i/>
+          <w:iCs/>
+          <w:color w:val="000000" w:themeColor="text1"/>
+          <w:lang w:val="en-US"/>
+        </w:rPr>
+        <w:t>real</w:t>
+      </w:r>
+      <w:r>
+        <w:rPr>
+          <w:rFonts w:asciiTheme="majorHAnsi" w:hAnsiTheme="majorHAnsi" w:cs="Times New Roman"/>
+          <w:i/>
+          <w:iCs/>
+          <w:color w:val="000000" w:themeColor="text1"/>
+          <w:lang w:val="en-US"/>
+        </w:rPr>
+        <w:t xml:space="preserve"> </w:t>
+      </w:r>
+      <w:r>
+        <w:rPr>
+          <w:rFonts w:asciiTheme="majorHAnsi" w:hAnsiTheme="majorHAnsi" w:cs="Times New Roman"/>
+          <w:i/>
+          <w:iCs/>
+          <w:color w:val="000000" w:themeColor="text1"/>
+          <w:lang w:val="en-US"/>
+        </w:rPr>
+        <w:t>time</w:t>
+      </w:r>
+      <w:r>
+        <w:rPr>
+          <w:rFonts w:asciiTheme="majorHAnsi" w:hAnsiTheme="majorHAnsi" w:cs="Times New Roman"/>
+          <w:color w:val="000000" w:themeColor="text1"/>
+          <w:lang w:val="en-US"/>
+        </w:rPr>
+        <w:t>.</w:t>
       </w:r>
     </w:p>
     <w:p>
@@ -1174,7 +1278,55 @@
           <w:rFonts w:asciiTheme="majorHAnsi" w:hAnsiTheme="majorHAnsi" w:cs="Times New Roman"/>
           <w:color w:val="000000" w:themeColor="text1"/>
         </w:rPr>
-        <w:t>Melakukan debugging dan migrasi query database dari MySQL ke PostgreSQL, serta quality control terhadap kesesuaian fitur website hasil kerja sama dengan pihak eksternal.</w:t>
+        <w:t xml:space="preserve">Melakukan </w:t>
+      </w:r>
+      <w:r>
+        <w:rPr>
+          <w:rFonts w:asciiTheme="majorHAnsi" w:hAnsiTheme="majorHAnsi" w:cs="Times New Roman"/>
+          <w:i/>
+          <w:iCs/>
+          <w:color w:val="000000" w:themeColor="text1"/>
+        </w:rPr>
+        <w:t>debugging</w:t>
+      </w:r>
+      <w:r>
+        <w:rPr>
+          <w:rFonts w:asciiTheme="majorHAnsi" w:hAnsiTheme="majorHAnsi" w:cs="Times New Roman"/>
+          <w:color w:val="000000" w:themeColor="text1"/>
+        </w:rPr>
+        <w:t xml:space="preserve"> dan migrasi </w:t>
+      </w:r>
+      <w:r>
+        <w:rPr>
+          <w:rFonts w:asciiTheme="majorHAnsi" w:hAnsiTheme="majorHAnsi" w:cs="Times New Roman"/>
+          <w:i/>
+          <w:iCs/>
+          <w:color w:val="000000" w:themeColor="text1"/>
+        </w:rPr>
+        <w:t>query database</w:t>
+      </w:r>
+      <w:r>
+        <w:rPr>
+          <w:rFonts w:asciiTheme="majorHAnsi" w:hAnsiTheme="majorHAnsi" w:cs="Times New Roman"/>
+          <w:color w:val="000000" w:themeColor="text1"/>
+        </w:rPr>
+        <w:t xml:space="preserve"> dari MySQL ke PostgreSQL, serta </w:t>
+      </w:r>
+      <w:r>
+        <w:rPr>
+          <w:rFonts w:asciiTheme="majorHAnsi" w:hAnsiTheme="majorHAnsi" w:cs="Times New Roman"/>
+          <w:i/>
+          <w:iCs/>
+          <w:color w:val="000000" w:themeColor="text1"/>
+        </w:rPr>
+        <w:t>quality control</w:t>
+      </w:r>
+      <w:r>
+        <w:rPr>
+          <w:rFonts w:asciiTheme="majorHAnsi" w:hAnsiTheme="majorHAnsi" w:cs="Times New Roman"/>
+          <w:color w:val="000000" w:themeColor="text1"/>
+        </w:rPr>
+        <w:t xml:space="preserve"> terhadap kesesuaian fitur website hasil kerja sama dengan pihak eksternal.</w:t>
       </w:r>
     </w:p>
     <w:p>
@@ -1882,7 +2034,23 @@
           <w:rFonts w:asciiTheme="majorHAnsi" w:hAnsiTheme="majorHAnsi" w:cs="Times New Roman"/>
           <w:color w:val="000000" w:themeColor="text1"/>
         </w:rPr>
-        <w:t>sehingga data sensitif tetap aman meskipun tersimpan di database.</w:t>
+        <w:t xml:space="preserve">sehingga data sensitif tetap aman meskipun tersimpan di </w:t>
+      </w:r>
+      <w:r>
+        <w:rPr>
+          <w:rFonts w:asciiTheme="majorHAnsi" w:hAnsiTheme="majorHAnsi" w:cs="Times New Roman"/>
+          <w:i/>
+          <w:iCs/>
+          <w:color w:val="000000" w:themeColor="text1"/>
+        </w:rPr>
+        <w:t>database</w:t>
+      </w:r>
+      <w:r>
+        <w:rPr>
+          <w:rFonts w:asciiTheme="majorHAnsi" w:hAnsiTheme="majorHAnsi" w:cs="Times New Roman"/>
+          <w:color w:val="000000" w:themeColor="text1"/>
+        </w:rPr>
+        <w:t>.</w:t>
       </w:r>
     </w:p>
     <w:p>
@@ -2055,6 +2223,8 @@
       <w:r>
         <w:rPr>
           <w:rFonts w:asciiTheme="majorHAnsi" w:hAnsiTheme="majorHAnsi" w:cs="Times New Roman"/>
+          <w:i/>
+          <w:iCs/>
           <w:color w:val="000000" w:themeColor="text1"/>
         </w:rPr>
         <w:t>Project</w:t>
@@ -2062,6 +2232,8 @@
       <w:r>
         <w:rPr>
           <w:rFonts w:asciiTheme="majorHAnsi" w:hAnsiTheme="majorHAnsi" w:cs="Times New Roman"/>
+          <w:i/>
+          <w:iCs/>
           <w:color w:val="000000" w:themeColor="text1"/>
           <w:spacing w:val="-9"/>
         </w:rPr>
@@ -2208,6 +2380,8 @@
       <w:r>
         <w:rPr>
           <w:rFonts w:asciiTheme="majorHAnsi" w:hAnsiTheme="majorHAnsi" w:cs="Times New Roman"/>
+          <w:i/>
+          <w:iCs/>
           <w:color w:val="000000" w:themeColor="text1"/>
           <w:spacing w:val="-10"/>
         </w:rPr>
@@ -2246,6 +2420,8 @@
       <w:r>
         <w:rPr>
           <w:rFonts w:asciiTheme="majorHAnsi" w:hAnsiTheme="majorHAnsi" w:cs="Times New Roman"/>
+          <w:i/>
+          <w:iCs/>
           <w:color w:val="000000" w:themeColor="text1"/>
         </w:rPr>
         <w:t>database</w:t>
@@ -2400,6 +2576,8 @@
       <w:r>
         <w:rPr>
           <w:rFonts w:asciiTheme="majorHAnsi" w:hAnsiTheme="majorHAnsi" w:cs="Times New Roman"/>
+          <w:i/>
+          <w:iCs/>
           <w:color w:val="000000" w:themeColor="text1"/>
         </w:rPr>
         <w:t>check-in,</w:t>
@@ -2407,6 +2585,8 @@
       <w:r>
         <w:rPr>
           <w:rFonts w:asciiTheme="majorHAnsi" w:hAnsiTheme="majorHAnsi" w:cs="Times New Roman"/>
+          <w:i/>
+          <w:iCs/>
           <w:color w:val="000000" w:themeColor="text1"/>
           <w:spacing w:val="24"/>
         </w:rPr>
@@ -2415,9 +2595,18 @@
       <w:r>
         <w:rPr>
           <w:rFonts w:asciiTheme="majorHAnsi" w:hAnsiTheme="majorHAnsi" w:cs="Times New Roman"/>
-          <w:color w:val="000000" w:themeColor="text1"/>
-        </w:rPr>
-        <w:t>check-out, dan pengelolaan kamar.</w:t>
+          <w:i/>
+          <w:iCs/>
+          <w:color w:val="000000" w:themeColor="text1"/>
+        </w:rPr>
+        <w:t>check-out,</w:t>
+      </w:r>
+      <w:r>
+        <w:rPr>
+          <w:rFonts w:asciiTheme="majorHAnsi" w:hAnsiTheme="majorHAnsi" w:cs="Times New Roman"/>
+          <w:color w:val="000000" w:themeColor="text1"/>
+        </w:rPr>
+        <w:t xml:space="preserve"> dan pengelolaan kamar.</w:t>
       </w:r>
     </w:p>
     <w:p>
@@ -2443,7 +2632,39 @@
           <w:rFonts w:asciiTheme="majorHAnsi" w:hAnsiTheme="majorHAnsi" w:cs="Times New Roman"/>
           <w:color w:val="000000" w:themeColor="text1"/>
         </w:rPr>
-        <w:t xml:space="preserve">Membuat dashboard interaktif untuk admin dan resepsionis dengan hak akses berbeda sesuai role </w:t>
+        <w:t xml:space="preserve">Membuat </w:t>
+      </w:r>
+      <w:r>
+        <w:rPr>
+          <w:rFonts w:asciiTheme="majorHAnsi" w:hAnsiTheme="majorHAnsi" w:cs="Times New Roman"/>
+          <w:i/>
+          <w:iCs/>
+          <w:color w:val="000000" w:themeColor="text1"/>
+        </w:rPr>
+        <w:t xml:space="preserve">dashboard </w:t>
+      </w:r>
+      <w:r>
+        <w:rPr>
+          <w:rFonts w:asciiTheme="majorHAnsi" w:hAnsiTheme="majorHAnsi" w:cs="Times New Roman"/>
+          <w:color w:val="000000" w:themeColor="text1"/>
+        </w:rPr>
+        <w:t xml:space="preserve">interaktif untuk admin dan resepsionis dengan hak akses berbeda sesuai </w:t>
+      </w:r>
+      <w:r>
+        <w:rPr>
+          <w:rFonts w:asciiTheme="majorHAnsi" w:hAnsiTheme="majorHAnsi" w:cs="Times New Roman"/>
+          <w:i/>
+          <w:iCs/>
+          <w:color w:val="000000" w:themeColor="text1"/>
+        </w:rPr>
+        <w:t>role</w:t>
+      </w:r>
+      <w:r>
+        <w:rPr>
+          <w:rFonts w:asciiTheme="majorHAnsi" w:hAnsiTheme="majorHAnsi" w:cs="Times New Roman"/>
+          <w:color w:val="000000" w:themeColor="text1"/>
+        </w:rPr>
+        <w:t xml:space="preserve"> </w:t>
       </w:r>
       <w:r>
         <w:rPr>
@@ -2556,7 +2777,7 @@
           </mc:Choice>
           <mc:Fallback>
             <w:pict>
-              <v:shape w14:anchorId="1155CF37" id="Graphic 4" o:spid="_x0000_s1026" style="position:absolute;margin-left:35.2pt;margin-top:15.45pt;width:517.55pt;height:.85pt;z-index:-251654144;visibility:visible;mso-wrap-style:square;mso-width-percent:0;mso-height-percent:0;mso-wrap-distance-left:0;mso-wrap-distance-top:0;mso-wrap-distance-right:0;mso-wrap-distance-bottom:0;mso-position-horizontal:absolute;mso-position-horizontal-relative:page;mso-position-vertical:absolute;mso-position-vertical-relative:text;mso-width-percent:0;mso-height-percent:0;mso-width-relative:margin;mso-height-relative:margin;v-text-anchor:top" coordsize="6320790,9525" o:gfxdata="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" path="m6320790,l,,,9144r6320790,l6320790,xe" fillcolor="black" stroked="f">
+              <v:shape w14:anchorId="47CC4AF5" id="Graphic 4" o:spid="_x0000_s1026" style="position:absolute;margin-left:35.2pt;margin-top:15.45pt;width:517.55pt;height:.85pt;z-index:-251654144;visibility:visible;mso-wrap-style:square;mso-width-percent:0;mso-height-percent:0;mso-wrap-distance-left:0;mso-wrap-distance-top:0;mso-wrap-distance-right:0;mso-wrap-distance-bottom:0;mso-position-horizontal:absolute;mso-position-horizontal-relative:page;mso-position-vertical:absolute;mso-position-vertical-relative:text;mso-width-percent:0;mso-height-percent:0;mso-width-relative:margin;mso-height-relative:margin;v-text-anchor:top" coordsize="6320790,9525" o:gfxdata="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" path="m6320790,l,,,9144r6320790,l6320790,xe" fillcolor="black" stroked="f">
                 <v:path arrowok="t"/>
                 <w10:wrap type="topAndBottom" anchorx="page"/>
               </v:shape>
@@ -2895,7 +3116,7 @@
           </mc:Choice>
           <mc:Fallback>
             <w:pict>
-              <v:shape w14:anchorId="016BB9ED" id="Graphic 5" o:spid="_x0000_s1026" style="position:absolute;margin-left:35.2pt;margin-top:27.8pt;width:517.55pt;height:.85pt;z-index:-251652096;visibility:visible;mso-wrap-style:square;mso-width-percent:0;mso-height-percent:0;mso-wrap-distance-left:0;mso-wrap-distance-top:0;mso-wrap-distance-right:0;mso-wrap-distance-bottom:0;mso-position-horizontal:absolute;mso-position-horizontal-relative:page;mso-position-vertical:absolute;mso-position-vertical-relative:text;mso-width-percent:0;mso-height-percent:0;mso-width-relative:margin;mso-height-relative:margin;v-text-anchor:top" coordsize="6320790,9525" o:gfxdata="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" path="m6320790,l,,,9143r6320790,l6320790,xe" fillcolor="black" stroked="f">
+              <v:shape w14:anchorId="1DA76FCE" id="Graphic 5" o:spid="_x0000_s1026" style="position:absolute;margin-left:35.2pt;margin-top:27.8pt;width:517.55pt;height:.85pt;z-index:-251652096;visibility:visible;mso-wrap-style:square;mso-width-percent:0;mso-height-percent:0;mso-wrap-distance-left:0;mso-wrap-distance-top:0;mso-wrap-distance-right:0;mso-wrap-distance-bottom:0;mso-position-horizontal:absolute;mso-position-horizontal-relative:page;mso-position-vertical:absolute;mso-position-vertical-relative:text;mso-width-percent:0;mso-height-percent:0;mso-width-relative:margin;mso-height-relative:margin;v-text-anchor:top" coordsize="6320790,9525" o:gfxdata="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" path="m6320790,l,,,9143r6320790,l6320790,xe" fillcolor="black" stroked="f">
                 <v:path arrowok="t"/>
                 <w10:wrap type="topAndBottom" anchorx="page"/>
               </v:shape>
@@ -2996,7 +3217,25 @@
           <w:color w:val="000000" w:themeColor="text1"/>
           <w:spacing w:val="-2"/>
         </w:rPr>
-        <w:t>(Intermediate).</w:t>
+        <w:t>(</w:t>
+      </w:r>
+      <w:r>
+        <w:rPr>
+          <w:rFonts w:asciiTheme="majorHAnsi" w:hAnsiTheme="majorHAnsi" w:cs="Times New Roman"/>
+          <w:i/>
+          <w:iCs/>
+          <w:color w:val="000000" w:themeColor="text1"/>
+          <w:spacing w:val="-2"/>
+        </w:rPr>
+        <w:t>Intermediate</w:t>
+      </w:r>
+      <w:r>
+        <w:rPr>
+          <w:rFonts w:asciiTheme="majorHAnsi" w:hAnsiTheme="majorHAnsi" w:cs="Times New Roman"/>
+          <w:color w:val="000000" w:themeColor="text1"/>
+          <w:spacing w:val="-2"/>
+        </w:rPr>
+        <w:t>).</w:t>
       </w:r>
     </w:p>
     <w:p>
@@ -3014,6 +3253,8 @@
         <w:jc w:val="both"/>
         <w:rPr>
           <w:rFonts w:asciiTheme="majorHAnsi" w:hAnsiTheme="majorHAnsi" w:cs="Times New Roman"/>
+          <w:i/>
+          <w:iCs/>
           <w:color w:val="000000" w:themeColor="text1"/>
         </w:rPr>
       </w:pPr>
@@ -3023,11 +3264,23 @@
           <w:color w:val="000000" w:themeColor="text1"/>
           <w:spacing w:val="-2"/>
         </w:rPr>
-        <w:t xml:space="preserve">Lainnya: Problem solving, critical thinking, adaptability, communication, teamwork, time management, </w:t>
-      </w:r>
-      <w:r>
-        <w:rPr>
-          <w:rFonts w:asciiTheme="majorHAnsi" w:hAnsiTheme="majorHAnsi" w:cs="Times New Roman"/>
+        <w:t xml:space="preserve">Lainnya: </w:t>
+      </w:r>
+      <w:r>
+        <w:rPr>
+          <w:rFonts w:asciiTheme="majorHAnsi" w:hAnsiTheme="majorHAnsi" w:cs="Times New Roman"/>
+          <w:i/>
+          <w:iCs/>
+          <w:color w:val="000000" w:themeColor="text1"/>
+          <w:spacing w:val="-2"/>
+        </w:rPr>
+        <w:t xml:space="preserve">Problem solving, critical thinking, adaptability, communication, teamwork, time management, </w:t>
+      </w:r>
+      <w:r>
+        <w:rPr>
+          <w:rFonts w:asciiTheme="majorHAnsi" w:hAnsiTheme="majorHAnsi" w:cs="Times New Roman"/>
+          <w:i/>
+          <w:iCs/>
           <w:color w:val="000000" w:themeColor="text1"/>
         </w:rPr>
         <w:t>responsibility, initiative.</w:t>
@@ -3044,7 +3297,7 @@
 </file>
 
 <file path=word/numbering.xml><?xml version="1.0" encoding="utf-8"?>
-<w:numbering xmlns:wpc="http://schemas.microsoft.com/office/word/2010/wordprocessingCanvas" xmlns:cx="http://schemas.microsoft.com/office/drawing/2014/chartex" xmlns:cx1="http://schemas.microsoft.com/office/drawing/2015/9/8/chartex" xmlns:cx2="http://schemas.microsoft.com/office/drawing/2015/10/21/chartex" xmlns:cx3="http://schemas.microsoft.com/office/drawing/2016/5/9/chartex" xmlns:cx4="http://schemas.microsoft.com/office/drawing/2016/5/10/chartex" xmlns:cx5="http://schemas.microsoft.com/office/drawing/2016/5/11/chartex" xmlns:cx6="http://schemas.microsoft.com/office/drawing/2016/5/12/chartex" xmlns:cx7="http://schemas.microsoft.com/office/drawing/2016/5/13/chartex" xmlns:cx8="http://schemas.microsoft.com/office/drawing/2016/5/14/chartex" xmlns:mc="http://schemas.openxmlformats.org/markup-compatibility/2006" xmlns:aink="http://schemas.microsoft.com/office/drawing/2016/ink" xmlns:am3d="http://schemas.microsoft.com/office/drawing/2017/model3d" xmlns:o="urn:schemas-microsoft-com:office:office" xmlns:oel="http://schemas.microsoft.com/office/2019/extlst" xmlns:r="http://schemas.openxmlformats.org/officeDocument/2006/relationships" xmlns:m="http://schemas.openxmlformats.org/officeDocument/2006/math" xmlns:v="urn:schemas-microsoft-com:vml" xmlns:wp14="http://schemas.microsoft.com/office/word/2010/wordprocessingDrawing" xmlns:wp="http://schemas.openxmlformats.org/drawingml/2006/wordprocessingDrawing" xmlns:w10="urn:schemas-microsoft-com:office:word" xmlns:w="http://schemas.openxmlformats.org/wordprocessingml/2006/main" xmlns:w14="http://schemas.microsoft.com/office/word/2010/wordml" xmlns:w15="http://schemas.microsoft.com/office/word/2012/wordml" xmlns:w16cei="http://schemas.microsoft.com/office/word/2026/wordml/cei" xmlns:w16cex="http://schemas.microsoft.com/office/word/2018/wordml/cex" xmlns:w16cid="http://schemas.microsoft.com/office/word/2016/wordml/cid" xmlns:w16="http://schemas.microsoft.com/office/word/2018/wordml" xmlns:w16du="http://schemas.microsoft.com/office/word/2023/wordml/word16du" xmlns:w16sdtdh="http://schemas.microsoft.com/office/word/2020/wordml/sdtdatahash" xmlns:w16sdtfl="http://schemas.microsoft.com/office/word/2024/wordml/sdtformatlock" xmlns:w16se="http://schemas.microsoft.com/office/word/2015/wordml/symex" xmlns:wpg="http://schemas.microsoft.com/office/word/2010/wordprocessingGroup" xmlns:wpi="http://schemas.microsoft.com/office/word/2010/wordprocessingInk" xmlns:wne="http://schemas.microsoft.com/office/word/2006/wordml" xmlns:wps="http://schemas.microsoft.com/office/word/2010/wordprocessingShape" mc:Ignorable="w14 w15 w16se w16cid w16 w16cex w16sdtdh w16sdtfl w16du wp14">
+<w:numbering xmlns:wpc="http://schemas.microsoft.com/office/word/2010/wordprocessingCanvas" xmlns:cx="http://schemas.microsoft.com/office/drawing/2014/chartex" xmlns:cx1="http://schemas.microsoft.com/office/drawing/2015/9/8/chartex" xmlns:cx2="http://schemas.microsoft.com/office/drawing/2015/10/21/chartex" xmlns:cx3="http://schemas.microsoft.com/office/drawing/2016/5/9/chartex" xmlns:cx4="http://schemas.microsoft.com/office/drawing/2016/5/10/chartex" xmlns:cx5="http://schemas.microsoft.com/office/drawing/2016/5/11/chartex" xmlns:cx6="http://schemas.microsoft.com/office/drawing/2016/5/12/chartex" xmlns:cx7="http://schemas.microsoft.com/office/drawing/2016/5/13/chartex" xmlns:cx8="http://schemas.microsoft.com/office/drawing/2016/5/14/chartex" xmlns:mc="http://schemas.openxmlformats.org/markup-compatibility/2006" xmlns:aink="http://schemas.microsoft.com/office/drawing/2016/ink" xmlns:am3d="http://schemas.microsoft.com/office/drawing/2017/model3d" xmlns:o="urn:schemas-microsoft-com:office:office" xmlns:oel="http://schemas.microsoft.com/office/2019/extlst" xmlns:r="http://schemas.openxmlformats.org/officeDocument/2006/relationships" xmlns:m="http://schemas.openxmlformats.org/officeDocument/2006/math" xmlns:v="urn:schemas-microsoft-com:vml" xmlns:wp14="http://schemas.microsoft.com/office/word/2010/wordprocessingDrawing" xmlns:wp="http://schemas.openxmlformats.org/drawingml/2006/wordprocessingDrawing" xmlns:w10="urn:schemas-microsoft-com:office:word" xmlns:w="http://schemas.openxmlformats.org/wordprocessingml/2006/main" xmlns:w14="http://schemas.microsoft.com/office/word/2010/wordml" xmlns:w15="http://schemas.microsoft.com/office/word/2012/wordml" xmlns:w16cex="http://schemas.microsoft.com/office/word/2018/wordml/cex" xmlns:w16cid="http://schemas.microsoft.com/office/word/2016/wordml/cid" xmlns:w16="http://schemas.microsoft.com/office/word/2018/wordml" xmlns:w16du="http://schemas.microsoft.com/office/word/2023/wordml/word16du" xmlns:w16sdtdh="http://schemas.microsoft.com/office/word/2020/wordml/sdtdatahash" xmlns:w16sdtfl="http://schemas.microsoft.com/office/word/2024/wordml/sdtformatlock" xmlns:w16se="http://schemas.microsoft.com/office/word/2015/wordml/symex" xmlns:wpg="http://schemas.microsoft.com/office/word/2010/wordprocessingGroup" xmlns:wpi="http://schemas.microsoft.com/office/word/2010/wordprocessingInk" xmlns:wne="http://schemas.microsoft.com/office/word/2006/wordml" xmlns:wps="http://schemas.microsoft.com/office/word/2010/wordprocessingShape" mc:Ignorable="w14 w15 w16se w16cid w16 w16cex w16sdtdh w16sdtfl w16du wp14">
   <w:abstractNum w:abstractNumId="0" w15:restartNumberingAfterBreak="0">
     <w:nsid w:val="143E4021"/>
     <w:multiLevelType w:val="hybridMultilevel"/>
